--- a/results/tables/hsf.temp.threshold.docx
+++ b/results/tables/hsf.temp.threshold.docx
@@ -144,10 +144,16 @@
         <w:tc>
           <w:tcPr>
             <w:tcW w:w="5575" w:type="dxa"/>
-          </w:tcPr>
-          <w:p>
-            <w:r>
-              <w:t>DO is more important than T because DO is tanking</w:t>
+            <w:vMerge w:val="restart"/>
+          </w:tcPr>
+          <w:p>
+            <w:r>
+              <w:t>DO more important tha</w:t>
+            </w:r>
+            <w:bookmarkStart w:id="0" w:name="_GoBack"/>
+            <w:bookmarkEnd w:id="0"/>
+            <w:r>
+              <w:t>n temperature for most of the day?</w:t>
             </w:r>
           </w:p>
         </w:tc>
@@ -161,8 +167,6 @@
             <w:r>
               <w:t>Quarter 2: 6am to noon</w:t>
             </w:r>
-            <w:bookmarkStart w:id="0" w:name="_GoBack"/>
-            <w:bookmarkEnd w:id="0"/>
           </w:p>
         </w:tc>
         <w:tc>
@@ -178,12 +182,9 @@
         <w:tc>
           <w:tcPr>
             <w:tcW w:w="5575" w:type="dxa"/>
-          </w:tcPr>
-          <w:p>
-            <w:r>
-              <w:t>DO is more important than T at temps less than 18.2C</w:t>
-            </w:r>
-          </w:p>
+            <w:vMerge/>
+          </w:tcPr>
+          <w:p/>
         </w:tc>
       </w:tr>
       <w:tr>
@@ -210,15 +211,9 @@
         <w:tc>
           <w:tcPr>
             <w:tcW w:w="5575" w:type="dxa"/>
-          </w:tcPr>
-          <w:p>
-            <w:r>
-              <w:t>DO is more important than T at temps less than 24.3C</w:t>
-            </w:r>
-            <w:r>
-              <w:t xml:space="preserve"> (all of water column)</w:t>
-            </w:r>
-          </w:p>
+            <w:vMerge/>
+          </w:tcPr>
+          <w:p/>
         </w:tc>
       </w:tr>
       <w:tr>
@@ -245,12 +240,174 @@
         <w:tc>
           <w:tcPr>
             <w:tcW w:w="5575" w:type="dxa"/>
-          </w:tcPr>
-          <w:p>
-            <w:r>
-              <w:t>DO is more important than T at temps less than 16.7C</w:t>
-            </w:r>
-          </w:p>
+            <w:vMerge/>
+          </w:tcPr>
+          <w:p/>
+        </w:tc>
+      </w:tr>
+    </w:tbl>
+    <w:p/>
+    <w:tbl>
+      <w:tblPr>
+        <w:tblStyle w:val="TableGrid"/>
+        <w:tblW w:w="9349" w:type="dxa"/>
+        <w:tblLook w:val="04A0" w:firstRow="1" w:lastRow="0" w:firstColumn="1" w:lastColumn="0" w:noHBand="0" w:noVBand="1"/>
+      </w:tblPr>
+      <w:tblGrid>
+        <w:gridCol w:w="2065"/>
+        <w:gridCol w:w="1710"/>
+        <w:gridCol w:w="5574"/>
+      </w:tblGrid>
+      <w:tr>
+        <w:tc>
+          <w:tcPr>
+            <w:tcW w:w="2065" w:type="dxa"/>
+          </w:tcPr>
+          <w:p>
+            <w:r>
+              <w:t>Time period</w:t>
+            </w:r>
+          </w:p>
+        </w:tc>
+        <w:tc>
+          <w:tcPr>
+            <w:tcW w:w="1710" w:type="dxa"/>
+          </w:tcPr>
+          <w:p>
+            <w:r>
+              <w:t xml:space="preserve">Temperature threshold value </w:t>
+            </w:r>
+          </w:p>
+        </w:tc>
+        <w:tc>
+          <w:tcPr>
+            <w:tcW w:w="5574" w:type="dxa"/>
+          </w:tcPr>
+          <w:p>
+            <w:r>
+              <w:t>Interpretation</w:t>
+            </w:r>
+          </w:p>
+        </w:tc>
+      </w:tr>
+      <w:tr>
+        <w:tc>
+          <w:tcPr>
+            <w:tcW w:w="2065" w:type="dxa"/>
+          </w:tcPr>
+          <w:p>
+            <w:r>
+              <w:t>Quarter 1: midnight to 6am</w:t>
+            </w:r>
+          </w:p>
+        </w:tc>
+        <w:tc>
+          <w:tcPr>
+            <w:tcW w:w="1710" w:type="dxa"/>
+          </w:tcPr>
+          <w:p>
+            <w:r>
+              <w:t>15.8C</w:t>
+            </w:r>
+          </w:p>
+        </w:tc>
+        <w:tc>
+          <w:tcPr>
+            <w:tcW w:w="5574" w:type="dxa"/>
+            <w:vMerge w:val="restart"/>
+          </w:tcPr>
+          <w:p>
+            <w:r>
+              <w:t>DO only becomes more important than temp at comparatively low temperatures (fish generally hold in 15C water and not colder)</w:t>
+            </w:r>
+          </w:p>
+        </w:tc>
+      </w:tr>
+      <w:tr>
+        <w:tc>
+          <w:tcPr>
+            <w:tcW w:w="2065" w:type="dxa"/>
+          </w:tcPr>
+          <w:p>
+            <w:r>
+              <w:t>Quarter 2: 6am to noon</w:t>
+            </w:r>
+          </w:p>
+        </w:tc>
+        <w:tc>
+          <w:tcPr>
+            <w:tcW w:w="1710" w:type="dxa"/>
+          </w:tcPr>
+          <w:p>
+            <w:r>
+              <w:t>12.5C</w:t>
+            </w:r>
+          </w:p>
+        </w:tc>
+        <w:tc>
+          <w:tcPr>
+            <w:tcW w:w="5574" w:type="dxa"/>
+            <w:vMerge/>
+          </w:tcPr>
+          <w:p/>
+        </w:tc>
+      </w:tr>
+      <w:tr>
+        <w:tc>
+          <w:tcPr>
+            <w:tcW w:w="2065" w:type="dxa"/>
+          </w:tcPr>
+          <w:p>
+            <w:r>
+              <w:t>Quarter 3: noon to 6pm</w:t>
+            </w:r>
+          </w:p>
+        </w:tc>
+        <w:tc>
+          <w:tcPr>
+            <w:tcW w:w="1710" w:type="dxa"/>
+          </w:tcPr>
+          <w:p>
+            <w:r>
+              <w:t>2.6C</w:t>
+            </w:r>
+          </w:p>
+        </w:tc>
+        <w:tc>
+          <w:tcPr>
+            <w:tcW w:w="5574" w:type="dxa"/>
+            <w:vMerge/>
+          </w:tcPr>
+          <w:p/>
+        </w:tc>
+      </w:tr>
+      <w:tr>
+        <w:tc>
+          <w:tcPr>
+            <w:tcW w:w="2065" w:type="dxa"/>
+          </w:tcPr>
+          <w:p>
+            <w:r>
+              <w:t>Quarter 4: 6pm to midnight</w:t>
+            </w:r>
+          </w:p>
+        </w:tc>
+        <w:tc>
+          <w:tcPr>
+            <w:tcW w:w="1710" w:type="dxa"/>
+          </w:tcPr>
+          <w:p>
+            <w:r>
+              <w:t>13.8C</w:t>
+            </w:r>
+          </w:p>
+        </w:tc>
+        <w:tc>
+          <w:tcPr>
+            <w:tcW w:w="5574" w:type="dxa"/>
+            <w:vMerge/>
+          </w:tcPr>
+          <w:p/>
         </w:tc>
       </w:tr>
     </w:tbl>
@@ -300,13 +457,22 @@
         <w:ind w:firstLine="720"/>
       </w:pPr>
       <w:r>
-        <w:t>T = t*</w:t>
+        <w:t xml:space="preserve">T = </w:t>
+      </w:r>
+      <w:r>
+        <w:t>(</w:t>
+      </w:r>
+      <w:r>
+        <w:t>t*</w:t>
       </w:r>
       <w:proofErr w:type="spellStart"/>
       <w:r>
         <w:t>temp.stand.dev</w:t>
       </w:r>
       <w:proofErr w:type="spellEnd"/>
+      <w:r>
+        <w:t>)</w:t>
+      </w:r>
       <w:r>
         <w:t>/</w:t>
       </w:r>
